--- a/Lab-Activity-No.-6-Basic-Router-Configurations.docx
+++ b/Lab-Activity-No.-6-Basic-Router-Configurations.docx
@@ -219,6 +219,7 @@
           <w:i/>
           <w:sz w:val="24"/>
           <w:szCs w:val="24"/>
+          <w:u w:val="single"/>
         </w:rPr>
       </w:pPr>
       <w:r>
@@ -228,7 +229,17 @@
           <w:sz w:val="24"/>
           <w:szCs w:val="24"/>
         </w:rPr>
-        <w:t>Yr./Sec</w:t>
+        <w:t>Yr./</w:t>
+      </w:r>
+      <w:proofErr w:type="gramStart"/>
+      <w:r>
+        <w:rPr>
+          <w:rFonts w:ascii="Times New Roman" w:hAnsi="Times New Roman" w:cs="Times New Roman"/>
+          <w:i/>
+          <w:sz w:val="24"/>
+          <w:szCs w:val="24"/>
+        </w:rPr>
+        <w:t>Sec</w:t>
       </w:r>
       <w:r>
         <w:rPr>
@@ -254,7 +265,17 @@
           <w:sz w:val="24"/>
           <w:szCs w:val="24"/>
         </w:rPr>
-        <w:t xml:space="preserve">: </w:t>
+        <w:t>:</w:t>
+      </w:r>
+      <w:proofErr w:type="gramEnd"/>
+      <w:r>
+        <w:rPr>
+          <w:rFonts w:ascii="Times New Roman" w:hAnsi="Times New Roman" w:cs="Times New Roman"/>
+          <w:i/>
+          <w:sz w:val="24"/>
+          <w:szCs w:val="24"/>
+        </w:rPr>
+        <w:t xml:space="preserve"> </w:t>
       </w:r>
       <w:r>
         <w:rPr>
@@ -341,7 +362,27 @@
           <w:szCs w:val="24"/>
         </w:rPr>
         <w:tab/>
-        <w:t xml:space="preserve">Date Started : </w:t>
+        <w:t xml:space="preserve">Date </w:t>
+      </w:r>
+      <w:proofErr w:type="gramStart"/>
+      <w:r>
+        <w:rPr>
+          <w:rFonts w:ascii="Times New Roman" w:hAnsi="Times New Roman" w:cs="Times New Roman"/>
+          <w:i/>
+          <w:sz w:val="24"/>
+          <w:szCs w:val="24"/>
+        </w:rPr>
+        <w:t>Started :</w:t>
+      </w:r>
+      <w:proofErr w:type="gramEnd"/>
+      <w:r>
+        <w:rPr>
+          <w:rFonts w:ascii="Times New Roman" w:hAnsi="Times New Roman" w:cs="Times New Roman"/>
+          <w:i/>
+          <w:sz w:val="24"/>
+          <w:szCs w:val="24"/>
+        </w:rPr>
+        <w:t xml:space="preserve"> </w:t>
       </w:r>
       <w:r>
         <w:rPr>
@@ -378,8 +419,9 @@
           <w:sz w:val="24"/>
           <w:szCs w:val="24"/>
         </w:rPr>
-        <w:t xml:space="preserve"> Grp. No. : </w:t>
-      </w:r>
+        <w:t xml:space="preserve"> Grp. </w:t>
+      </w:r>
+      <w:proofErr w:type="gramStart"/>
       <w:r>
         <w:rPr>
           <w:rFonts w:ascii="Times New Roman" w:hAnsi="Times New Roman" w:cs="Times New Roman"/>
@@ -387,6 +429,25 @@
           <w:sz w:val="24"/>
           <w:szCs w:val="24"/>
         </w:rPr>
+        <w:t>No. :</w:t>
+      </w:r>
+      <w:proofErr w:type="gramEnd"/>
+      <w:r>
+        <w:rPr>
+          <w:rFonts w:ascii="Times New Roman" w:hAnsi="Times New Roman" w:cs="Times New Roman"/>
+          <w:i/>
+          <w:sz w:val="24"/>
+          <w:szCs w:val="24"/>
+        </w:rPr>
+        <w:t xml:space="preserve"> </w:t>
+      </w:r>
+      <w:r>
+        <w:rPr>
+          <w:rFonts w:ascii="Times New Roman" w:hAnsi="Times New Roman" w:cs="Times New Roman"/>
+          <w:i/>
+          <w:sz w:val="24"/>
+          <w:szCs w:val="24"/>
+        </w:rPr>
         <w:t xml:space="preserve"> 4</w:t>
       </w:r>
       <w:r>
@@ -444,8 +505,29 @@
           <w:szCs w:val="24"/>
         </w:rPr>
         <w:tab/>
-        <w:t xml:space="preserve">Date Finished : </w:t>
-      </w:r>
+        <w:t xml:space="preserve">Date </w:t>
+      </w:r>
+      <w:proofErr w:type="gramStart"/>
+      <w:r>
+        <w:rPr>
+          <w:rFonts w:ascii="Times New Roman" w:hAnsi="Times New Roman" w:cs="Times New Roman"/>
+          <w:i/>
+          <w:sz w:val="24"/>
+          <w:szCs w:val="24"/>
+        </w:rPr>
+        <w:t>Finished :</w:t>
+      </w:r>
+      <w:proofErr w:type="gramEnd"/>
+      <w:r>
+        <w:rPr>
+          <w:rFonts w:ascii="Times New Roman" w:hAnsi="Times New Roman" w:cs="Times New Roman"/>
+          <w:i/>
+          <w:sz w:val="24"/>
+          <w:szCs w:val="24"/>
+        </w:rPr>
+        <w:t xml:space="preserve"> </w:t>
+      </w:r>
+      <w:proofErr w:type="gramStart"/>
       <w:r>
         <w:rPr>
           <w:rFonts w:ascii="Times New Roman" w:hAnsi="Times New Roman" w:cs="Times New Roman"/>
@@ -486,6 +568,7 @@
         </w:rPr>
         <w:t>Names</w:t>
       </w:r>
+      <w:proofErr w:type="gramEnd"/>
       <w:r>
         <w:rPr>
           <w:rFonts w:ascii="Times New Roman" w:hAnsi="Times New Roman" w:cs="Times New Roman"/>
@@ -561,58 +644,106 @@
           <w:i/>
           <w:sz w:val="24"/>
           <w:szCs w:val="24"/>
+        </w:rPr>
+        <w:tab/>
+      </w:r>
+      <w:proofErr w:type="spellStart"/>
+      <w:r>
+        <w:rPr>
+          <w:rFonts w:ascii="Times New Roman" w:hAnsi="Times New Roman" w:cs="Times New Roman"/>
+          <w:iCs/>
+          <w:sz w:val="24"/>
+          <w:szCs w:val="24"/>
           <w:u w:val="single"/>
         </w:rPr>
+        <w:t>Hamdain</w:t>
+      </w:r>
+      <w:proofErr w:type="spellEnd"/>
+      <w:r>
+        <w:rPr>
+          <w:rFonts w:ascii="Times New Roman" w:hAnsi="Times New Roman" w:cs="Times New Roman"/>
+          <w:iCs/>
+          <w:sz w:val="24"/>
+          <w:szCs w:val="24"/>
+          <w:u w:val="single"/>
+        </w:rPr>
+        <w:t>, Redwan</w:t>
+      </w:r>
+      <w:r>
+        <w:rPr>
+          <w:rFonts w:ascii="Times New Roman" w:hAnsi="Times New Roman" w:cs="Times New Roman"/>
+          <w:i/>
+          <w:sz w:val="24"/>
+          <w:szCs w:val="24"/>
+          <w:u w:val="single"/>
+        </w:rPr>
         <w:tab/>
       </w:r>
-      <w:r>
-        <w:rPr>
-          <w:rFonts w:ascii="Times New Roman" w:hAnsi="Times New Roman" w:cs="Times New Roman"/>
-          <w:i/>
+    </w:p>
+    <w:p>
+      <w:pPr>
+        <w:tabs>
+          <w:tab w:val="left" w:pos="2023"/>
+          <w:tab w:val="left" w:pos="2059"/>
+          <w:tab w:val="left" w:pos="3247"/>
+          <w:tab w:val="left" w:pos="5528"/>
+          <w:tab w:val="left" w:pos="5688"/>
+          <w:tab w:val="left" w:pos="6542"/>
+          <w:tab w:val="left" w:pos="7508"/>
+          <w:tab w:val="left" w:pos="9701"/>
+          <w:tab w:val="left" w:pos="9789"/>
+        </w:tabs>
+        <w:spacing w:before="274" w:line="360" w:lineRule="auto"/>
+        <w:ind w:right="288"/>
+        <w:jc w:val="both"/>
+        <w:rPr>
+          <w:rFonts w:ascii="Times New Roman" w:hAnsi="Times New Roman" w:cs="Times New Roman"/>
+          <w:iCs/>
           <w:sz w:val="24"/>
           <w:szCs w:val="24"/>
           <w:u w:val="single"/>
         </w:rPr>
-        <w:tab/>
-      </w:r>
-      <w:r>
-        <w:rPr>
-          <w:rFonts w:ascii="Times New Roman" w:hAnsi="Times New Roman" w:cs="Times New Roman"/>
-          <w:i/>
+      </w:pPr>
+      <w:proofErr w:type="spellStart"/>
+      <w:r>
+        <w:rPr>
+          <w:rFonts w:ascii="Times New Roman" w:hAnsi="Times New Roman" w:cs="Times New Roman"/>
+          <w:iCs/>
           <w:sz w:val="24"/>
           <w:szCs w:val="24"/>
           <w:u w:val="single"/>
         </w:rPr>
-        <w:tab/>
-      </w:r>
-      <w:r>
-        <w:rPr>
-          <w:rFonts w:ascii="Times New Roman" w:hAnsi="Times New Roman" w:cs="Times New Roman"/>
-          <w:i/>
-          <w:sz w:val="24"/>
-          <w:szCs w:val="24"/>
-        </w:rPr>
-        <w:t xml:space="preserve"> </w:t>
-      </w:r>
-      <w:r>
-        <w:rPr>
-          <w:rFonts w:ascii="Times New Roman" w:hAnsi="Times New Roman" w:cs="Times New Roman"/>
-          <w:i/>
+        <w:t>Espijon</w:t>
+      </w:r>
+      <w:proofErr w:type="spellEnd"/>
+      <w:r>
+        <w:rPr>
+          <w:rFonts w:ascii="Times New Roman" w:hAnsi="Times New Roman" w:cs="Times New Roman"/>
+          <w:iCs/>
           <w:sz w:val="24"/>
           <w:szCs w:val="24"/>
           <w:u w:val="single"/>
         </w:rPr>
-        <w:tab/>
-      </w:r>
-      <w:r>
-        <w:rPr>
-          <w:rFonts w:ascii="Times New Roman" w:hAnsi="Times New Roman" w:cs="Times New Roman"/>
-          <w:i/>
+        <w:t xml:space="preserve">, Arjay Lexiel </w:t>
+      </w:r>
+      <w:r>
+        <w:rPr>
+          <w:rFonts w:ascii="Times New Roman" w:hAnsi="Times New Roman" w:cs="Times New Roman"/>
+          <w:iCs/>
+          <w:sz w:val="24"/>
+          <w:szCs w:val="24"/>
+        </w:rPr>
+        <w:t xml:space="preserve">     </w:t>
+      </w:r>
+      <w:r>
+        <w:rPr>
+          <w:rFonts w:ascii="Times New Roman" w:hAnsi="Times New Roman" w:cs="Times New Roman"/>
+          <w:iCs/>
           <w:sz w:val="24"/>
           <w:szCs w:val="24"/>
           <w:u w:val="single"/>
         </w:rPr>
-        <w:tab/>
+        <w:t xml:space="preserve">Gertos, Joshua Miguel </w:t>
       </w:r>
     </w:p>
     <w:p>
@@ -2031,6 +2162,7 @@
         </w:rPr>
         <w:t xml:space="preserve"> </w:t>
       </w:r>
+      <w:proofErr w:type="gramStart"/>
       <w:r>
         <w:rPr>
           <w:rFonts w:ascii="Times New Roman" w:hAnsi="Times New Roman" w:cs="Times New Roman"/>
@@ -2056,6 +2188,7 @@
         </w:rPr>
         <w:t>,</w:t>
       </w:r>
+      <w:proofErr w:type="gramEnd"/>
       <w:r>
         <w:rPr>
           <w:rFonts w:ascii="Times New Roman" w:hAnsi="Times New Roman" w:cs="Times New Roman"/>
@@ -6263,8 +6396,19 @@
           <w:sz w:val="24"/>
           <w:szCs w:val="24"/>
         </w:rPr>
-        <w:t>Makati(config-line)#</w:t>
-      </w:r>
+        <w:t>Makati(config-</w:t>
+      </w:r>
+      <w:proofErr w:type="gramStart"/>
+      <w:r>
+        <w:rPr>
+          <w:rFonts w:ascii="Times New Roman" w:hAnsi="Times New Roman" w:cs="Times New Roman"/>
+          <w:spacing w:val="-2"/>
+          <w:sz w:val="24"/>
+          <w:szCs w:val="24"/>
+        </w:rPr>
+        <w:t>line)#</w:t>
+      </w:r>
+      <w:proofErr w:type="gramEnd"/>
     </w:p>
     <w:p>
       <w:pPr>
@@ -6284,7 +6428,25 @@
           <w:sz w:val="24"/>
           <w:szCs w:val="24"/>
         </w:rPr>
-        <w:t>Makati(config-line)#password</w:t>
+        <w:t>Makati(config-</w:t>
+      </w:r>
+      <w:proofErr w:type="gramStart"/>
+      <w:r>
+        <w:rPr>
+          <w:rFonts w:ascii="Times New Roman" w:hAnsi="Times New Roman" w:cs="Times New Roman"/>
+          <w:sz w:val="24"/>
+          <w:szCs w:val="24"/>
+        </w:rPr>
+        <w:t>line)#</w:t>
+      </w:r>
+      <w:proofErr w:type="gramEnd"/>
+      <w:r>
+        <w:rPr>
+          <w:rFonts w:ascii="Times New Roman" w:hAnsi="Times New Roman" w:cs="Times New Roman"/>
+          <w:sz w:val="24"/>
+          <w:szCs w:val="24"/>
+        </w:rPr>
+        <w:t>password</w:t>
       </w:r>
       <w:r>
         <w:rPr>
@@ -6323,7 +6485,47 @@
           <w:sz w:val="24"/>
           <w:szCs w:val="24"/>
         </w:rPr>
-        <w:t>Makati(config-line)#login Makati(config-line)#exit Makati(config)#</w:t>
+        <w:t>Makati(config-</w:t>
+      </w:r>
+      <w:proofErr w:type="gramStart"/>
+      <w:r>
+        <w:rPr>
+          <w:rFonts w:ascii="Times New Roman" w:hAnsi="Times New Roman" w:cs="Times New Roman"/>
+          <w:spacing w:val="-2"/>
+          <w:sz w:val="24"/>
+          <w:szCs w:val="24"/>
+        </w:rPr>
+        <w:t>line)#</w:t>
+      </w:r>
+      <w:proofErr w:type="gramEnd"/>
+      <w:r>
+        <w:rPr>
+          <w:rFonts w:ascii="Times New Roman" w:hAnsi="Times New Roman" w:cs="Times New Roman"/>
+          <w:spacing w:val="-2"/>
+          <w:sz w:val="24"/>
+          <w:szCs w:val="24"/>
+        </w:rPr>
+        <w:t>login Makati(config-</w:t>
+      </w:r>
+      <w:proofErr w:type="gramStart"/>
+      <w:r>
+        <w:rPr>
+          <w:rFonts w:ascii="Times New Roman" w:hAnsi="Times New Roman" w:cs="Times New Roman"/>
+          <w:spacing w:val="-2"/>
+          <w:sz w:val="24"/>
+          <w:szCs w:val="24"/>
+        </w:rPr>
+        <w:t>line)#</w:t>
+      </w:r>
+      <w:proofErr w:type="gramEnd"/>
+      <w:r>
+        <w:rPr>
+          <w:rFonts w:ascii="Times New Roman" w:hAnsi="Times New Roman" w:cs="Times New Roman"/>
+          <w:spacing w:val="-2"/>
+          <w:sz w:val="24"/>
+          <w:szCs w:val="24"/>
+        </w:rPr>
+        <w:t>exit Makati(config)#</w:t>
       </w:r>
     </w:p>
     <w:p>
@@ -6361,7 +6563,25 @@
           <w:sz w:val="24"/>
           <w:szCs w:val="24"/>
         </w:rPr>
-        <w:t xml:space="preserve"> 0 4 Makati(config-line)#password</w:t>
+        <w:t xml:space="preserve"> 0 4 Makati(config-</w:t>
+      </w:r>
+      <w:proofErr w:type="gramStart"/>
+      <w:r>
+        <w:rPr>
+          <w:rFonts w:ascii="Times New Roman" w:hAnsi="Times New Roman" w:cs="Times New Roman"/>
+          <w:sz w:val="24"/>
+          <w:szCs w:val="24"/>
+        </w:rPr>
+        <w:t>line)#</w:t>
+      </w:r>
+      <w:proofErr w:type="gramEnd"/>
+      <w:r>
+        <w:rPr>
+          <w:rFonts w:ascii="Times New Roman" w:hAnsi="Times New Roman" w:cs="Times New Roman"/>
+          <w:sz w:val="24"/>
+          <w:szCs w:val="24"/>
+        </w:rPr>
+        <w:t>password</w:t>
       </w:r>
       <w:r>
         <w:rPr>
@@ -6388,7 +6608,27 @@
           <w:sz w:val="24"/>
           <w:szCs w:val="24"/>
         </w:rPr>
-        <w:t>Makati(config-line)#login</w:t>
+        <w:t>Makati(config-</w:t>
+      </w:r>
+      <w:proofErr w:type="gramStart"/>
+      <w:r>
+        <w:rPr>
+          <w:rFonts w:ascii="Times New Roman" w:hAnsi="Times New Roman" w:cs="Times New Roman"/>
+          <w:spacing w:val="-2"/>
+          <w:sz w:val="24"/>
+          <w:szCs w:val="24"/>
+        </w:rPr>
+        <w:t>line)#</w:t>
+      </w:r>
+      <w:proofErr w:type="gramEnd"/>
+      <w:r>
+        <w:rPr>
+          <w:rFonts w:ascii="Times New Roman" w:hAnsi="Times New Roman" w:cs="Times New Roman"/>
+          <w:spacing w:val="-2"/>
+          <w:sz w:val="24"/>
+          <w:szCs w:val="24"/>
+        </w:rPr>
+        <w:t>login</w:t>
       </w:r>
     </w:p>
     <w:p>
@@ -6408,7 +6648,25 @@
           <w:sz w:val="24"/>
           <w:szCs w:val="24"/>
         </w:rPr>
-        <w:t>Makati(config-line)#service</w:t>
+        <w:t>Makati(config-</w:t>
+      </w:r>
+      <w:proofErr w:type="gramStart"/>
+      <w:r>
+        <w:rPr>
+          <w:rFonts w:ascii="Times New Roman" w:hAnsi="Times New Roman" w:cs="Times New Roman"/>
+          <w:sz w:val="24"/>
+          <w:szCs w:val="24"/>
+        </w:rPr>
+        <w:t>line)#</w:t>
+      </w:r>
+      <w:proofErr w:type="gramEnd"/>
+      <w:r>
+        <w:rPr>
+          <w:rFonts w:ascii="Times New Roman" w:hAnsi="Times New Roman" w:cs="Times New Roman"/>
+          <w:sz w:val="24"/>
+          <w:szCs w:val="24"/>
+        </w:rPr>
+        <w:t>service</w:t>
       </w:r>
       <w:r>
         <w:rPr>
@@ -6691,7 +6949,25 @@
           <w:sz w:val="24"/>
           <w:szCs w:val="24"/>
         </w:rPr>
-        <w:t xml:space="preserve">Makati(config)#crypto key generate </w:t>
+        <w:t xml:space="preserve">Makati(config)#crypto key </w:t>
+      </w:r>
+      <w:proofErr w:type="gramStart"/>
+      <w:r>
+        <w:rPr>
+          <w:rFonts w:ascii="Times New Roman" w:hAnsi="Times New Roman" w:cs="Times New Roman"/>
+          <w:sz w:val="24"/>
+          <w:szCs w:val="24"/>
+        </w:rPr>
+        <w:t>generate</w:t>
+      </w:r>
+      <w:proofErr w:type="gramEnd"/>
+      <w:r>
+        <w:rPr>
+          <w:rFonts w:ascii="Times New Roman" w:hAnsi="Times New Roman" w:cs="Times New Roman"/>
+          <w:sz w:val="24"/>
+          <w:szCs w:val="24"/>
+        </w:rPr>
+        <w:t xml:space="preserve"> </w:t>
       </w:r>
       <w:proofErr w:type="spellStart"/>
       <w:r>
@@ -6774,6 +7050,7 @@
         </w:rPr>
         <w:t xml:space="preserve"> </w:t>
       </w:r>
+      <w:proofErr w:type="gramStart"/>
       <w:r>
         <w:rPr>
           <w:rFonts w:ascii="Times New Roman" w:hAnsi="Times New Roman" w:cs="Times New Roman"/>
@@ -6799,6 +7076,7 @@
         </w:rPr>
         <w:t>bit</w:t>
       </w:r>
+      <w:proofErr w:type="gramEnd"/>
       <w:r>
         <w:rPr>
           <w:rFonts w:ascii="Times New Roman" w:hAnsi="Times New Roman" w:cs="Times New Roman"/>
@@ -6891,7 +7169,27 @@
           <w:sz w:val="24"/>
           <w:szCs w:val="24"/>
         </w:rPr>
-        <w:t>exportable...[OK]</w:t>
+        <w:t>exportable</w:t>
+      </w:r>
+      <w:proofErr w:type="gramStart"/>
+      <w:r>
+        <w:rPr>
+          <w:rFonts w:ascii="Times New Roman" w:hAnsi="Times New Roman" w:cs="Times New Roman"/>
+          <w:spacing w:val="-2"/>
+          <w:sz w:val="24"/>
+          <w:szCs w:val="24"/>
+        </w:rPr>
+        <w:t>...[</w:t>
+      </w:r>
+      <w:proofErr w:type="gramEnd"/>
+      <w:r>
+        <w:rPr>
+          <w:rFonts w:ascii="Times New Roman" w:hAnsi="Times New Roman" w:cs="Times New Roman"/>
+          <w:spacing w:val="-2"/>
+          <w:sz w:val="24"/>
+          <w:szCs w:val="24"/>
+        </w:rPr>
+        <w:t>OK]</w:t>
       </w:r>
     </w:p>
     <w:p>
@@ -7035,7 +7333,43 @@
           <w:sz w:val="24"/>
           <w:szCs w:val="24"/>
         </w:rPr>
-        <w:t>Makati(config-line)#login local Makati(config-line)#transport</w:t>
+        <w:t>Makati(config-</w:t>
+      </w:r>
+      <w:proofErr w:type="gramStart"/>
+      <w:r>
+        <w:rPr>
+          <w:rFonts w:ascii="Times New Roman" w:hAnsi="Times New Roman" w:cs="Times New Roman"/>
+          <w:sz w:val="24"/>
+          <w:szCs w:val="24"/>
+        </w:rPr>
+        <w:t>line)#</w:t>
+      </w:r>
+      <w:proofErr w:type="gramEnd"/>
+      <w:r>
+        <w:rPr>
+          <w:rFonts w:ascii="Times New Roman" w:hAnsi="Times New Roman" w:cs="Times New Roman"/>
+          <w:sz w:val="24"/>
+          <w:szCs w:val="24"/>
+        </w:rPr>
+        <w:t>login local Makati(config-</w:t>
+      </w:r>
+      <w:proofErr w:type="gramStart"/>
+      <w:r>
+        <w:rPr>
+          <w:rFonts w:ascii="Times New Roman" w:hAnsi="Times New Roman" w:cs="Times New Roman"/>
+          <w:sz w:val="24"/>
+          <w:szCs w:val="24"/>
+        </w:rPr>
+        <w:t>line)#</w:t>
+      </w:r>
+      <w:proofErr w:type="gramEnd"/>
+      <w:r>
+        <w:rPr>
+          <w:rFonts w:ascii="Times New Roman" w:hAnsi="Times New Roman" w:cs="Times New Roman"/>
+          <w:sz w:val="24"/>
+          <w:szCs w:val="24"/>
+        </w:rPr>
+        <w:t>transport</w:t>
       </w:r>
       <w:r>
         <w:rPr>
@@ -7090,7 +7424,27 @@
           <w:sz w:val="24"/>
           <w:szCs w:val="24"/>
         </w:rPr>
-        <w:t>Makati(config-line)#^Z</w:t>
+        <w:t>Makati(config-</w:t>
+      </w:r>
+      <w:proofErr w:type="gramStart"/>
+      <w:r>
+        <w:rPr>
+          <w:rFonts w:ascii="Times New Roman" w:hAnsi="Times New Roman" w:cs="Times New Roman"/>
+          <w:spacing w:val="-2"/>
+          <w:sz w:val="24"/>
+          <w:szCs w:val="24"/>
+        </w:rPr>
+        <w:t>line)#</w:t>
+      </w:r>
+      <w:proofErr w:type="gramEnd"/>
+      <w:r>
+        <w:rPr>
+          <w:rFonts w:ascii="Times New Roman" w:hAnsi="Times New Roman" w:cs="Times New Roman"/>
+          <w:spacing w:val="-2"/>
+          <w:sz w:val="24"/>
+          <w:szCs w:val="24"/>
+        </w:rPr>
+        <w:t>^Z</w:t>
       </w:r>
     </w:p>
     <w:p>
